--- a/算法训练材料/PA-3223/PA-3223 msds_EN Guanzhi_源文件留存.docx
+++ b/算法训练材料/PA-3223/PA-3223 msds_EN Guanzhi_源文件留存.docx
@@ -1111,845 +1111,471 @@
             <w:right w:w="108" w:type="dxa"/>
           </w:tblCellMar>
         </w:tblPrEx>
-        <w:trPr>
-          <w:trHeight w:val="265" w:hRule="atLeast"/>
-        </w:trPr>
-        <w:tc>
-          <w:tcPr>
-            <w:tcW w:w="3519" w:type="dxa"/>
+        <w:tc>
+          <w:tcPr>
+            <w:tcW w:w="9795" w:type="dxa"/>
+            <w:gridSpan w:val="2"/>
+            <w:vAlign w:val="center"/>
             <w:tcBorders>
               <w:top w:val="dotted" w:color="auto" w:sz="4" w:space="0"/>
               <w:bottom w:val="dotted" w:color="auto" w:sz="4" w:space="0"/>
               <w:right w:val="dotted" w:color="auto" w:sz="4" w:space="0"/>
             </w:tcBorders>
-            <w:vAlign w:val="center"/>
-          </w:tcPr>
-          <w:p>
-            <w:pPr>
-              <w:keepNext w:val="0"/>
-              <w:keepLines w:val="0"/>
-              <w:pageBreakBefore w:val="0"/>
-              <w:widowControl w:val="0"/>
-              <w:numPr>
-                <w:ilvl w:val="1"/>
-                <w:numId w:val="0"/>
-              </w:numPr>
-              <w:kinsoku/>
-              <w:wordWrap/>
-              <w:overflowPunct/>
-              <w:topLinePunct w:val="0"/>
-              <w:autoSpaceDE/>
-              <w:autoSpaceDN/>
-              <w:bidi w:val="0"/>
-              <w:adjustRightInd/>
-              <w:snapToGrid/>
-              <w:spacing w:line="300" w:lineRule="auto"/>
-              <w:jc w:val="left"/>
-              <w:textAlignment w:val="auto"/>
-              <w:rPr>
-                <w:rFonts w:hint="eastAsia" w:hAnsi="Arial" w:cs="Arial"/>
-                <w:b/>
-                <w:bCs/>
-                <w:kern w:val="0"/>
-                <w:sz w:val="24"/>
-              </w:rPr>
-              <w:ind w:left="420" w:hanging="420"/>
-            </w:pPr>
-            <w:r>
-              <w:rPr>
-                <w:rFonts w:ascii="Arial" w:hAnsi="Arial" w:eastAsia="Arial" w:cs="Arial"/>
-                <w:b/>
-                <w:sz w:val="19"/>
-                <w:szCs w:val="19"/>
-              </w:rPr>
-              <w:t xml:space="preserve">2.1</w:t>
-              <w:tab/>
-            </w:r>
-            <w:r>
-              <w:rPr>
-                <w:rFonts w:ascii="Arial" w:hAnsi="Arial" w:eastAsia="Arial" w:cs="Arial"/>
-                <w:b/>
-                <w:sz w:val="19"/>
-                <w:szCs w:val="19"/>
-              </w:rPr>
-              <w:t xml:space="preserve">GHS Hazard Classification:</w:t>
-            </w:r>
-          </w:p>
-        </w:tc>
-        <w:tc>
-          <w:tcPr>
-            <w:tcW w:w="6276" w:type="dxa"/>
-            <w:tcBorders>
-              <w:top w:val="dotted" w:color="auto" w:sz="4" w:space="0"/>
-              <w:left w:val="dotted" w:color="auto" w:sz="4" w:space="0"/>
-              <w:bottom w:val="dotted" w:color="auto" w:sz="4" w:space="0"/>
-            </w:tcBorders>
-            <w:vAlign w:val="center"/>
-          </w:tcPr>
-          <w:p>
-            <w:pPr>
-              <w:keepNext w:val="0"/>
-              <w:keepLines w:val="0"/>
-              <w:pageBreakBefore w:val="0"/>
-              <w:widowControl w:val="0"/>
-              <w:kinsoku/>
-              <w:wordWrap/>
-              <w:overflowPunct/>
-              <w:topLinePunct w:val="0"/>
-              <w:autoSpaceDE/>
-              <w:autoSpaceDN/>
-              <w:bidi w:val="0"/>
-              <w:adjustRightInd/>
-              <w:snapToGrid/>
-              <w:spacing w:line="300" w:lineRule="auto"/>
-              <w:textAlignment w:val="auto"/>
-              <w:rPr>
-                <w:rFonts w:hint="eastAsia"/>
-                <w:sz w:val="24"/>
-                <w:szCs w:val="24"/>
-                <w:lang w:val="en-US" w:eastAsia="zh-CN"/>
-              </w:rPr>
-              <w:jc w:val="left"/>
-            </w:pPr>
-            <w:r>
-              <w:rPr>
-                <w:bCs w:val="0"/>
-                <w:lang w:val="en-US" w:eastAsia="zh-CN"/>
-                <w:rFonts w:ascii="Arial" w:hAnsi="Arial" w:eastAsia="Arial" w:cs="Arial"/>
-                <w:sz w:val="19"/>
-                <w:szCs w:val="19"/>
-              </w:rPr>
-              <w:t>Not classified as a hazardous chemical according to GHS.</w:t>
-            </w:r>
-          </w:p>
-        </w:tc>
-      </w:tr>
-      <w:tr>
-        <w:tblPrEx>
-          <w:tblBorders>
-            <w:top w:val="single" w:color="auto" w:sz="4" w:space="0"/>
-            <w:left w:val="single" w:color="auto" w:sz="4" w:space="0"/>
-            <w:bottom w:val="single" w:color="auto" w:sz="4" w:space="0"/>
-            <w:right w:val="single" w:color="auto" w:sz="4" w:space="0"/>
-            <w:insideH w:val="none" w:color="auto" w:sz="0" w:space="0"/>
-            <w:insideV w:val="none" w:color="auto" w:sz="0" w:space="0"/>
-          </w:tblBorders>
-          <w:tblCellMar>
-            <w:top w:w="0" w:type="dxa"/>
-            <w:left w:w="108" w:type="dxa"/>
-            <w:bottom w:w="0" w:type="dxa"/>
-            <w:right w:w="108" w:type="dxa"/>
-          </w:tblCellMar>
-        </w:tblPrEx>
-        <w:trPr>
-          <w:trHeight w:val="353" w:hRule="atLeast"/>
-        </w:trPr>
-        <w:tc>
-          <w:tcPr>
-            <w:tcW w:w="3519" w:type="dxa"/>
-            <w:tcBorders>
-              <w:top w:val="dotted" w:color="auto" w:sz="4" w:space="0"/>
-              <w:bottom w:val="dotted" w:color="auto" w:sz="4" w:space="0"/>
-              <w:right w:val="dotted" w:color="auto" w:sz="4" w:space="0"/>
-            </w:tcBorders>
-            <w:vAlign w:val="center"/>
-          </w:tcPr>
-          <w:p>
-            <w:pPr>
-              <w:keepNext w:val="0"/>
-              <w:keepLines w:val="0"/>
-              <w:pageBreakBefore w:val="0"/>
-              <w:widowControl w:val="0"/>
-              <w:numPr>
-                <w:ilvl w:val="1"/>
-                <w:numId w:val="0"/>
-              </w:numPr>
-              <w:kinsoku/>
-              <w:wordWrap/>
-              <w:overflowPunct/>
-              <w:topLinePunct w:val="0"/>
-              <w:autoSpaceDE/>
-              <w:autoSpaceDN/>
-              <w:bidi w:val="0"/>
-              <w:adjustRightInd/>
-              <w:snapToGrid/>
-              <w:spacing w:line="300" w:lineRule="auto"/>
-              <w:jc w:val="left"/>
-              <w:textAlignment w:val="auto"/>
-              <w:rPr>
-                <w:rFonts w:hint="eastAsia" w:hAnsi="Arial" w:cs="Arial"/>
-                <w:b/>
-                <w:bCs/>
-                <w:kern w:val="0"/>
-                <w:sz w:val="24"/>
-              </w:rPr>
-              <w:ind w:left="420" w:hanging="420"/>
-            </w:pPr>
-            <w:r>
-              <w:rPr>
-                <w:rFonts w:ascii="Arial" w:hAnsi="Arial" w:eastAsia="Arial" w:cs="Arial"/>
-                <w:b/>
-                <w:sz w:val="19"/>
-                <w:szCs w:val="19"/>
-              </w:rPr>
-              <w:t xml:space="preserve">2.2</w:t>
-              <w:tab/>
-            </w:r>
-            <w:r>
-              <w:rPr>
-                <w:rFonts w:ascii="Arial" w:hAnsi="Arial" w:eastAsia="Arial" w:cs="Arial"/>
-                <w:b/>
-                <w:sz w:val="19"/>
-                <w:szCs w:val="19"/>
-              </w:rPr>
-              <w:t xml:space="preserve">GHS Label Elements:</w:t>
-            </w:r>
-          </w:p>
-        </w:tc>
-        <w:tc>
-          <w:tcPr>
-            <w:tcW w:w="6276" w:type="dxa"/>
-            <w:tcBorders>
-              <w:top w:val="dotted" w:color="auto" w:sz="4" w:space="0"/>
-              <w:left w:val="dotted" w:color="auto" w:sz="4" w:space="0"/>
-              <w:bottom w:val="dotted" w:color="auto" w:sz="4" w:space="0"/>
-            </w:tcBorders>
-            <w:vAlign w:val="center"/>
-          </w:tcPr>
-          <w:p>
-            <w:pPr>
-              <w:keepNext w:val="0"/>
-              <w:keepLines w:val="0"/>
-              <w:pageBreakBefore w:val="0"/>
-              <w:widowControl w:val="0"/>
-              <w:kinsoku/>
-              <w:wordWrap/>
-              <w:overflowPunct/>
-              <w:topLinePunct w:val="0"/>
-              <w:autoSpaceDE/>
-              <w:autoSpaceDN/>
-              <w:bidi w:val="0"/>
-              <w:adjustRightInd/>
-              <w:snapToGrid/>
-              <w:spacing w:line="300" w:lineRule="auto"/>
-              <w:textAlignment w:val="auto"/>
-              <w:rPr>
-                <w:rFonts w:hint="eastAsia"/>
-                <w:sz w:val="24"/>
-                <w:szCs w:val="24"/>
-                <w:lang w:val="en-US" w:eastAsia="zh-CN"/>
-              </w:rPr>
-              <w:jc w:val="left"/>
-            </w:pPr>
-            <w:r>
-              <w:rPr>
-                <w:bCs w:val="0"/>
-                <w:lang w:val="en-US" w:eastAsia="zh-CN"/>
-                <w:rFonts w:ascii="Arial" w:hAnsi="Arial" w:eastAsia="Arial" w:cs="Arial"/>
-                <w:sz w:val="19"/>
-                <w:szCs w:val="19"/>
-              </w:rPr>
-              <w:t/>
-            </w:r>
-          </w:p>
-        </w:tc>
-      </w:tr>
-      <w:tr>
-        <w:tblPrEx>
-          <w:tblBorders>
-            <w:top w:val="single" w:color="auto" w:sz="4" w:space="0"/>
-            <w:left w:val="single" w:color="auto" w:sz="4" w:space="0"/>
-            <w:bottom w:val="single" w:color="auto" w:sz="4" w:space="0"/>
-            <w:right w:val="single" w:color="auto" w:sz="4" w:space="0"/>
-            <w:insideH w:val="none" w:color="auto" w:sz="0" w:space="0"/>
-            <w:insideV w:val="none" w:color="auto" w:sz="0" w:space="0"/>
-          </w:tblBorders>
-          <w:tblCellMar>
-            <w:top w:w="0" w:type="dxa"/>
-            <w:left w:w="108" w:type="dxa"/>
-            <w:bottom w:w="0" w:type="dxa"/>
-            <w:right w:w="108" w:type="dxa"/>
-          </w:tblCellMar>
-        </w:tblPrEx>
-        <w:trPr>
-          <w:trHeight w:val="265" w:hRule="atLeast"/>
-        </w:trPr>
-        <w:tc>
-          <w:tcPr>
-            <w:tcW w:w="3519" w:type="dxa"/>
-            <w:tcBorders>
-              <w:top w:val="dotted" w:color="auto" w:sz="4" w:space="0"/>
-              <w:bottom w:val="dotted" w:color="auto" w:sz="4" w:space="0"/>
-              <w:right w:val="dotted" w:color="auto" w:sz="4" w:space="0"/>
-            </w:tcBorders>
-            <w:vAlign w:val="center"/>
-          </w:tcPr>
-          <w:p>
-            <w:pPr>
-              <w:keepNext w:val="0"/>
-              <w:keepLines w:val="0"/>
-              <w:pageBreakBefore w:val="0"/>
-              <w:widowControl w:val="0"/>
-              <w:numPr>
-                <w:ilvl w:val="1"/>
-                <w:numId w:val="0"/>
-              </w:numPr>
-              <w:kinsoku/>
-              <w:wordWrap/>
-              <w:overflowPunct/>
-              <w:topLinePunct w:val="0"/>
-              <w:autoSpaceDE/>
-              <w:autoSpaceDN/>
-              <w:bidi w:val="0"/>
-              <w:adjustRightInd/>
-              <w:snapToGrid/>
-              <w:spacing w:line="300" w:lineRule="auto"/>
-              <w:jc w:val="left"/>
-              <w:textAlignment w:val="auto"/>
-              <w:rPr>
-                <w:rFonts w:hint="eastAsia" w:hAnsi="Arial" w:cs="Arial"/>
-                <w:b/>
-                <w:bCs/>
-                <w:kern w:val="0"/>
-                <w:sz w:val="24"/>
-              </w:rPr>
-              <w:ind w:left="420"/>
-            </w:pPr>
-            <w:r>
-              <w:rPr>
-                <w:rFonts w:ascii="Arial" w:hAnsi="Arial" w:eastAsia="Arial" w:cs="Arial"/>
-                <w:b/>
-                <w:sz w:val="19"/>
-                <w:szCs w:val="19"/>
-              </w:rPr>
-              <w:t xml:space="preserve">GHS Pictograms:</w:t>
-            </w:r>
-          </w:p>
-        </w:tc>
-        <w:tc>
-          <w:tcPr>
-            <w:tcW w:w="6276" w:type="dxa"/>
-            <w:tcBorders>
-              <w:top w:val="dotted" w:color="auto" w:sz="4" w:space="0"/>
-              <w:left w:val="dotted" w:color="auto" w:sz="4" w:space="0"/>
-              <w:bottom w:val="dotted" w:color="auto" w:sz="4" w:space="0"/>
-            </w:tcBorders>
-            <w:vAlign w:val="center"/>
-          </w:tcPr>
-          <w:p>
-            <w:pPr>
-              <w:keepNext w:val="0"/>
-              <w:keepLines w:val="0"/>
-              <w:pageBreakBefore w:val="0"/>
-              <w:widowControl w:val="0"/>
-              <w:kinsoku/>
-              <w:wordWrap/>
-              <w:overflowPunct/>
-              <w:topLinePunct w:val="0"/>
-              <w:autoSpaceDE/>
-              <w:autoSpaceDN/>
-              <w:bidi w:val="0"/>
-              <w:adjustRightInd/>
-              <w:snapToGrid/>
-              <w:spacing w:line="300" w:lineRule="auto"/>
-              <w:textAlignment w:val="auto"/>
-              <w:rPr>
-                <w:rFonts w:hint="default"/>
-                <w:sz w:val="24"/>
-                <w:szCs w:val="24"/>
-                <w:lang w:val="en-US" w:eastAsia="zh-CN"/>
-              </w:rPr>
-              <w:jc w:val="left"/>
-            </w:pPr>
-            <w:r>
-              <w:rPr>
-                <w:bCs w:val="0"/>
-                <w:lang w:val="en-US" w:eastAsia="zh-CN"/>
-                <w:rFonts w:ascii="Arial" w:hAnsi="Arial" w:eastAsia="Arial" w:cs="Arial"/>
-                <w:sz w:val="19"/>
-                <w:szCs w:val="19"/>
-              </w:rPr>
-              <w:t>Not applicable</w:t>
-            </w:r>
-          </w:p>
-        </w:tc>
-      </w:tr>
-      <w:tr>
-        <w:tblPrEx>
-          <w:tblBorders>
-            <w:top w:val="single" w:color="auto" w:sz="4" w:space="0"/>
-            <w:left w:val="single" w:color="auto" w:sz="4" w:space="0"/>
-            <w:bottom w:val="single" w:color="auto" w:sz="4" w:space="0"/>
-            <w:right w:val="single" w:color="auto" w:sz="4" w:space="0"/>
-            <w:insideH w:val="none" w:color="auto" w:sz="0" w:space="0"/>
-            <w:insideV w:val="none" w:color="auto" w:sz="0" w:space="0"/>
-          </w:tblBorders>
-          <w:tblCellMar>
-            <w:top w:w="0" w:type="dxa"/>
-            <w:left w:w="108" w:type="dxa"/>
-            <w:bottom w:w="0" w:type="dxa"/>
-            <w:right w:w="108" w:type="dxa"/>
-          </w:tblCellMar>
-        </w:tblPrEx>
-        <w:trPr>
-          <w:trHeight w:val="265" w:hRule="atLeast"/>
-        </w:trPr>
-        <w:tc>
-          <w:tcPr>
-            <w:tcW w:w="3519" w:type="dxa"/>
-            <w:tcBorders>
-              <w:top w:val="dotted" w:color="auto" w:sz="4" w:space="0"/>
-              <w:bottom w:val="dotted" w:color="auto" w:sz="4" w:space="0"/>
-              <w:right w:val="dotted" w:color="auto" w:sz="4" w:space="0"/>
-            </w:tcBorders>
-            <w:vAlign w:val="center"/>
-          </w:tcPr>
-          <w:p>
-            <w:pPr>
-              <w:keepNext w:val="0"/>
-              <w:keepLines w:val="0"/>
-              <w:pageBreakBefore w:val="0"/>
-              <w:widowControl w:val="0"/>
-              <w:numPr>
-                <w:ilvl w:val="1"/>
-                <w:numId w:val="0"/>
-              </w:numPr>
-              <w:kinsoku/>
-              <w:wordWrap/>
-              <w:overflowPunct/>
-              <w:topLinePunct w:val="0"/>
-              <w:autoSpaceDE/>
-              <w:autoSpaceDN/>
-              <w:bidi w:val="0"/>
-              <w:adjustRightInd/>
-              <w:snapToGrid/>
-              <w:spacing w:line="300" w:lineRule="auto"/>
-              <w:jc w:val="left"/>
-              <w:textAlignment w:val="auto"/>
-              <w:rPr>
-                <w:rFonts w:hint="eastAsia" w:hAnsi="Arial" w:cs="Arial"/>
-                <w:b/>
-                <w:bCs/>
-                <w:kern w:val="0"/>
-                <w:sz w:val="24"/>
-              </w:rPr>
-              <w:ind w:left="420" w:hanging="420"/>
-            </w:pPr>
-            <w:r>
-              <w:rPr>
-                <w:rFonts w:ascii="Arial" w:hAnsi="Arial" w:eastAsia="Arial" w:cs="Arial"/>
-                <w:b/>
-                <w:sz w:val="19"/>
-                <w:szCs w:val="19"/>
-              </w:rPr>
-              <w:t xml:space="preserve">2.3</w:t>
-              <w:tab/>
-            </w:r>
-            <w:r>
-              <w:rPr>
-                <w:rFonts w:ascii="Arial" w:hAnsi="Arial" w:eastAsia="Arial" w:cs="Arial"/>
-                <w:b/>
-                <w:sz w:val="19"/>
-                <w:szCs w:val="19"/>
-              </w:rPr>
-              <w:t xml:space="preserve">Signal Word:</w:t>
-            </w:r>
-          </w:p>
-        </w:tc>
-        <w:tc>
-          <w:tcPr>
-            <w:tcW w:w="6276" w:type="dxa"/>
-            <w:tcBorders>
-              <w:top w:val="dotted" w:color="auto" w:sz="4" w:space="0"/>
-              <w:left w:val="dotted" w:color="auto" w:sz="4" w:space="0"/>
-              <w:bottom w:val="dotted" w:color="auto" w:sz="4" w:space="0"/>
-            </w:tcBorders>
-            <w:vAlign w:val="center"/>
-          </w:tcPr>
-          <w:p>
-            <w:pPr>
-              <w:keepNext w:val="0"/>
-              <w:keepLines w:val="0"/>
-              <w:pageBreakBefore w:val="0"/>
-              <w:widowControl w:val="0"/>
-              <w:kinsoku/>
-              <w:wordWrap/>
-              <w:overflowPunct/>
-              <w:topLinePunct w:val="0"/>
-              <w:autoSpaceDE/>
-              <w:autoSpaceDN/>
-              <w:bidi w:val="0"/>
-              <w:adjustRightInd/>
-              <w:snapToGrid/>
-              <w:spacing w:line="300" w:lineRule="auto"/>
-              <w:textAlignment w:val="auto"/>
-              <w:rPr>
-                <w:rFonts w:hint="default"/>
-                <w:sz w:val="24"/>
-                <w:szCs w:val="24"/>
-                <w:lang w:val="en-US" w:eastAsia="zh-CN"/>
-              </w:rPr>
-              <w:jc w:val="left"/>
-            </w:pPr>
-            <w:r>
-              <w:rPr>
-                <w:bCs w:val="0"/>
-                <w:lang w:val="en-US" w:eastAsia="zh-CN"/>
-                <w:rFonts w:ascii="Arial" w:hAnsi="Arial" w:eastAsia="Arial" w:cs="Arial"/>
-                <w:sz w:val="19"/>
-                <w:szCs w:val="19"/>
-              </w:rPr>
-              <w:t>Danger</w:t>
-            </w:r>
-          </w:p>
-        </w:tc>
-      </w:tr>
-      <w:tr>
-        <w:tblPrEx>
-          <w:tblBorders>
-            <w:top w:val="single" w:color="auto" w:sz="4" w:space="0"/>
-            <w:left w:val="single" w:color="auto" w:sz="4" w:space="0"/>
-            <w:bottom w:val="single" w:color="auto" w:sz="4" w:space="0"/>
-            <w:right w:val="single" w:color="auto" w:sz="4" w:space="0"/>
-            <w:insideH w:val="none" w:color="auto" w:sz="0" w:space="0"/>
-            <w:insideV w:val="none" w:color="auto" w:sz="0" w:space="0"/>
-          </w:tblBorders>
-          <w:tblCellMar>
-            <w:top w:w="0" w:type="dxa"/>
-            <w:left w:w="108" w:type="dxa"/>
-            <w:bottom w:w="0" w:type="dxa"/>
-            <w:right w:w="108" w:type="dxa"/>
-          </w:tblCellMar>
-        </w:tblPrEx>
-        <w:trPr>
-          <w:trHeight w:val="265" w:hRule="atLeast"/>
-        </w:trPr>
-        <w:tc>
-          <w:tcPr>
-            <w:tcW w:w="3519" w:type="dxa"/>
-            <w:tcBorders>
-              <w:top w:val="dotted" w:color="auto" w:sz="4" w:space="0"/>
-              <w:bottom w:val="dotted" w:color="auto" w:sz="4" w:space="0"/>
-              <w:right w:val="dotted" w:color="auto" w:sz="4" w:space="0"/>
-            </w:tcBorders>
-            <w:vAlign w:val="center"/>
-          </w:tcPr>
-          <w:p>
-            <w:pPr>
-              <w:keepNext w:val="0"/>
-              <w:keepLines w:val="0"/>
-              <w:pageBreakBefore w:val="0"/>
-              <w:widowControl w:val="0"/>
-              <w:numPr>
-                <w:ilvl w:val="1"/>
-                <w:numId w:val="0"/>
-              </w:numPr>
-              <w:kinsoku/>
-              <w:wordWrap/>
-              <w:overflowPunct/>
-              <w:topLinePunct w:val="0"/>
-              <w:autoSpaceDE/>
-              <w:autoSpaceDN/>
-              <w:bidi w:val="0"/>
-              <w:adjustRightInd/>
-              <w:snapToGrid/>
-              <w:spacing w:line="300" w:lineRule="auto"/>
-              <w:jc w:val="left"/>
-              <w:textAlignment w:val="auto"/>
-              <w:rPr>
-                <w:rFonts w:hint="eastAsia" w:hAnsi="Arial" w:cs="Arial"/>
-                <w:b/>
-                <w:bCs/>
-                <w:kern w:val="0"/>
-                <w:sz w:val="24"/>
-              </w:rPr>
-              <w:ind w:left="420" w:hanging="420"/>
-            </w:pPr>
-            <w:r>
-              <w:rPr>
-                <w:rFonts w:ascii="Arial" w:hAnsi="Arial" w:eastAsia="Arial" w:cs="Arial"/>
-                <w:b/>
-                <w:sz w:val="19"/>
-                <w:szCs w:val="19"/>
-              </w:rPr>
-              <w:t xml:space="preserve">2.4</w:t>
-              <w:tab/>
-            </w:r>
-            <w:r>
-              <w:rPr>
-                <w:rFonts w:ascii="Arial" w:hAnsi="Arial" w:eastAsia="Arial" w:cs="Arial"/>
-                <w:b/>
-                <w:sz w:val="19"/>
-                <w:szCs w:val="19"/>
-              </w:rPr>
-              <w:t xml:space="preserve">Hazard Statements:</w:t>
-            </w:r>
-          </w:p>
-        </w:tc>
-        <w:tc>
-          <w:tcPr>
-            <w:tcW w:w="6276" w:type="dxa"/>
-            <w:tcBorders>
-              <w:top w:val="dotted" w:color="auto" w:sz="4" w:space="0"/>
-              <w:left w:val="dotted" w:color="auto" w:sz="4" w:space="0"/>
-              <w:bottom w:val="dotted" w:color="auto" w:sz="4" w:space="0"/>
-            </w:tcBorders>
-            <w:vAlign w:val="center"/>
-          </w:tcPr>
-          <w:p>
-            <w:pPr>
-              <w:keepNext w:val="0"/>
-              <w:keepLines w:val="0"/>
-              <w:pageBreakBefore w:val="0"/>
-              <w:widowControl w:val="0"/>
-              <w:kinsoku/>
-              <w:wordWrap/>
-              <w:overflowPunct/>
-              <w:topLinePunct w:val="0"/>
-              <w:autoSpaceDE/>
-              <w:autoSpaceDN/>
-              <w:bidi w:val="0"/>
-              <w:adjustRightInd/>
-              <w:snapToGrid/>
-              <w:spacing w:line="300" w:lineRule="auto"/>
-              <w:textAlignment w:val="auto"/>
-              <w:rPr>
-                <w:rFonts w:hint="eastAsia"/>
-                <w:sz w:val="24"/>
-                <w:szCs w:val="24"/>
-                <w:lang w:val="en-US" w:eastAsia="zh-CN"/>
-              </w:rPr>
-              <w:jc w:val="left"/>
-            </w:pPr>
-            <w:r>
-              <w:rPr>
-                <w:bCs w:val="0"/>
-                <w:lang w:val="en-US" w:eastAsia="zh-CN"/>
-                <w:rFonts w:ascii="Arial" w:hAnsi="Arial" w:eastAsia="Arial" w:cs="Arial"/>
-                <w:sz w:val="19"/>
-                <w:szCs w:val="19"/>
-              </w:rPr>
-              <w:t/>
-            </w:r>
-          </w:p>
-        </w:tc>
-      </w:tr>
-      <w:tr>
-        <w:tblPrEx>
-          <w:tblBorders>
-            <w:top w:val="single" w:color="auto" w:sz="4" w:space="0"/>
-            <w:left w:val="single" w:color="auto" w:sz="4" w:space="0"/>
-            <w:bottom w:val="single" w:color="auto" w:sz="4" w:space="0"/>
-            <w:right w:val="single" w:color="auto" w:sz="4" w:space="0"/>
-            <w:insideH w:val="none" w:color="auto" w:sz="0" w:space="0"/>
-            <w:insideV w:val="none" w:color="auto" w:sz="0" w:space="0"/>
-          </w:tblBorders>
-          <w:tblCellMar>
-            <w:top w:w="0" w:type="dxa"/>
-            <w:left w:w="108" w:type="dxa"/>
-            <w:bottom w:w="0" w:type="dxa"/>
-            <w:right w:w="108" w:type="dxa"/>
-          </w:tblCellMar>
-        </w:tblPrEx>
-        <w:trPr>
-          <w:trHeight w:val="265" w:hRule="atLeast"/>
-        </w:trPr>
-        <w:tc>
-          <w:tcPr>
-            <w:tcW w:w="3519" w:type="dxa"/>
-            <w:tcBorders>
-              <w:top w:val="dotted" w:color="auto" w:sz="4" w:space="0"/>
-              <w:bottom w:val="dotted" w:color="auto" w:sz="4" w:space="0"/>
-              <w:right w:val="dotted" w:color="auto" w:sz="4" w:space="0"/>
-            </w:tcBorders>
-            <w:vAlign w:val="center"/>
-          </w:tcPr>
-          <w:p>
-            <w:pPr>
-              <w:keepNext w:val="0"/>
-              <w:keepLines w:val="0"/>
-              <w:pageBreakBefore w:val="0"/>
-              <w:widowControl w:val="0"/>
-              <w:numPr>
-                <w:ilvl w:val="1"/>
-                <w:numId w:val="0"/>
-              </w:numPr>
-              <w:kinsoku/>
-              <w:wordWrap/>
-              <w:overflowPunct/>
-              <w:topLinePunct w:val="0"/>
-              <w:autoSpaceDE/>
-              <w:autoSpaceDN/>
-              <w:bidi w:val="0"/>
-              <w:adjustRightInd/>
-              <w:snapToGrid/>
-              <w:spacing w:line="300" w:lineRule="auto"/>
-              <w:jc w:val="left"/>
-              <w:textAlignment w:val="auto"/>
-              <w:rPr>
-                <w:rFonts w:hint="eastAsia" w:hAnsi="Arial"/>
-                <w:b/>
-                <w:sz w:val="24"/>
-              </w:rPr>
-              <w:ind w:left="420" w:hanging="420"/>
-            </w:pPr>
-            <w:r>
-              <w:rPr>
-                <w:rFonts w:ascii="Arial" w:hAnsi="Arial" w:eastAsia="Arial" w:cs="Arial"/>
-                <w:b/>
-                <w:sz w:val="19"/>
-                <w:szCs w:val="19"/>
-              </w:rPr>
-              <w:t xml:space="preserve">2.5</w:t>
-              <w:tab/>
-            </w:r>
-            <w:r>
-              <w:rPr>
-                <w:rFonts w:ascii="Arial" w:hAnsi="Arial" w:eastAsia="Arial" w:cs="Arial"/>
-                <w:b/>
-                <w:sz w:val="19"/>
-                <w:szCs w:val="19"/>
-              </w:rPr>
-              <w:t xml:space="preserve">Precautionary Statements:</w:t>
-            </w:r>
-          </w:p>
-        </w:tc>
-        <w:tc>
-          <w:tcPr>
-            <w:tcW w:w="6276" w:type="dxa"/>
-            <w:tcBorders>
-              <w:top w:val="dotted" w:color="auto" w:sz="4" w:space="0"/>
-              <w:left w:val="dotted" w:color="auto" w:sz="4" w:space="0"/>
-              <w:bottom w:val="dotted" w:color="auto" w:sz="4" w:space="0"/>
-            </w:tcBorders>
-            <w:vAlign w:val="center"/>
-          </w:tcPr>
-        </w:tc>
-      </w:tr>
-      <w:tr>
-        <w:tblPrEx>
-          <w:tblBorders>
-            <w:top w:val="single" w:color="auto" w:sz="4" w:space="0"/>
-            <w:left w:val="single" w:color="auto" w:sz="4" w:space="0"/>
-            <w:bottom w:val="single" w:color="auto" w:sz="4" w:space="0"/>
-            <w:right w:val="single" w:color="auto" w:sz="4" w:space="0"/>
-            <w:insideH w:val="none" w:color="auto" w:sz="0" w:space="0"/>
-            <w:insideV w:val="none" w:color="auto" w:sz="0" w:space="0"/>
-          </w:tblBorders>
-          <w:tblCellMar>
-            <w:top w:w="0" w:type="dxa"/>
-            <w:left w:w="108" w:type="dxa"/>
-            <w:bottom w:w="0" w:type="dxa"/>
-            <w:right w:w="108" w:type="dxa"/>
-          </w:tblCellMar>
-        </w:tblPrEx>
-        <w:trPr>
-          <w:trHeight w:val="265" w:hRule="atLeast"/>
-        </w:trPr>
-        <w:tc>
-          <w:tcPr>
-            <w:tcW w:w="3519" w:type="dxa"/>
-            <w:tcBorders>
-              <w:top w:val="dotted" w:color="auto" w:sz="4" w:space="0"/>
-              <w:bottom w:val="dotted" w:color="auto" w:sz="4" w:space="0"/>
-              <w:right w:val="dotted" w:color="auto" w:sz="4" w:space="0"/>
-            </w:tcBorders>
-            <w:vAlign w:val="center"/>
-          </w:tcPr>
-          <w:p>
-            <w:pPr>
-              <w:keepNext w:val="0"/>
-              <w:keepLines w:val="0"/>
-              <w:pageBreakBefore w:val="0"/>
-              <w:widowControl w:val="0"/>
-              <w:numPr>
-                <w:ilvl w:val="1"/>
-                <w:numId w:val="0"/>
-              </w:numPr>
-              <w:kinsoku/>
-              <w:wordWrap/>
-              <w:overflowPunct/>
-              <w:topLinePunct w:val="0"/>
-              <w:autoSpaceDE/>
-              <w:autoSpaceDN/>
-              <w:bidi w:val="0"/>
-              <w:adjustRightInd/>
-              <w:snapToGrid/>
-              <w:spacing w:line="300" w:lineRule="auto"/>
-              <w:jc w:val="left"/>
-              <w:textAlignment w:val="auto"/>
-              <w:rPr>
-                <w:rFonts w:hint="eastAsia" w:hAnsi="Arial"/>
-                <w:b/>
-                <w:sz w:val="24"/>
-              </w:rPr>
-              <w:ind w:left="420" w:hanging="420"/>
-            </w:pPr>
-            <w:r>
-              <w:rPr>
-                <w:rFonts w:ascii="Arial" w:hAnsi="Arial" w:eastAsia="Arial" w:cs="Arial"/>
-                <w:b/>
-                <w:sz w:val="19"/>
-                <w:szCs w:val="19"/>
-              </w:rPr>
-              <w:t xml:space="preserve">2.6</w:t>
-              <w:tab/>
-            </w:r>
-            <w:r>
-              <w:rPr>
-                <w:rFonts w:ascii="Arial" w:hAnsi="Arial" w:eastAsia="Arial" w:cs="Arial"/>
-                <w:b/>
-                <w:sz w:val="19"/>
-                <w:szCs w:val="19"/>
-              </w:rPr>
-              <w:t xml:space="preserve">Other Hazards:</w:t>
-            </w:r>
-          </w:p>
-        </w:tc>
-        <w:tc>
-          <w:tcPr>
-            <w:tcW w:w="6276" w:type="dxa"/>
-            <w:tcBorders>
-              <w:top w:val="dotted" w:color="auto" w:sz="4" w:space="0"/>
-              <w:left w:val="dotted" w:color="auto" w:sz="4" w:space="0"/>
-              <w:bottom w:val="dotted" w:color="auto" w:sz="4" w:space="0"/>
-            </w:tcBorders>
-            <w:vAlign w:val="center"/>
-          </w:tcPr>
-          <w:p>
-            <w:pPr>
-              <w:keepNext w:val="0"/>
-              <w:keepLines w:val="0"/>
-              <w:pageBreakBefore w:val="0"/>
-              <w:widowControl w:val="0"/>
-              <w:kinsoku/>
-              <w:wordWrap/>
-              <w:overflowPunct/>
-              <w:topLinePunct w:val="0"/>
-              <w:autoSpaceDE/>
-              <w:autoSpaceDN/>
-              <w:bidi w:val="0"/>
-              <w:adjustRightInd/>
-              <w:snapToGrid/>
-              <w:spacing w:line="300" w:lineRule="auto"/>
-              <w:textAlignment w:val="auto"/>
-              <w:rPr>
-                <w:rFonts w:hint="default"/>
-                <w:sz w:val="24"/>
-                <w:szCs w:val="24"/>
-                <w:lang w:val="en-US" w:eastAsia="zh-CN"/>
-              </w:rPr>
-              <w:jc w:val="left"/>
-            </w:pPr>
-            <w:r>
-              <w:rPr>
-                <w:bCs w:val="0"/>
-                <w:lang w:val="en-US" w:eastAsia="zh-CN"/>
-                <w:rFonts w:ascii="Arial" w:hAnsi="Arial" w:eastAsia="Arial" w:cs="Arial"/>
-                <w:sz w:val="19"/>
-                <w:szCs w:val="19"/>
-              </w:rPr>
-              <w:t>No applicable information.</w:t>
+          </w:tcPr>
+          <w:p>
+            <w:pPr>
+              <w:spacing w:line="300" w:lineRule="auto"/>
+              <w:jc w:val="left"/>
+            </w:pPr>
+            <w:r>
+              <w:rPr>
+                <w:rFonts w:ascii="Arial" w:hAnsi="Arial" w:eastAsia="Arial" w:cs="Arial"/>
+                <w:sz w:val="19"/>
+                <w:szCs w:val="19"/>
+              </w:rPr>
+              <w:t xml:space="preserve">GHS hazard classification: Not classified as a hazardous chemical according to GHS.</w:t>
+            </w:r>
+          </w:p>
+          <w:p>
+            <w:pPr>
+              <w:jc w:val="left"/>
+              <w:spacing w:line="300" w:lineRule="auto"/>
+            </w:pPr>
+            <w:r>
+              <w:rPr>
+                <w:rFonts w:ascii="Arial" w:hAnsi="Arial"/>
+                <w:sz w:val="19"/>
+                <w:b/>
+              </w:rPr>
+              <w:t xml:space="preserve">Hydroxy acrylic polymer GHS classification: Not applicable;</w:t>
+            </w:r>
+          </w:p>
+          <w:p>
+            <w:pPr>
+              <w:jc w:val="left"/>
+              <w:spacing w:line="300" w:lineRule="auto"/>
+            </w:pPr>
+            <w:r>
+              <w:rPr>
+                <w:rFonts w:ascii="Arial" w:hAnsi="Arial"/>
+                <w:sz w:val="19"/>
+                <w:b/>
+              </w:rPr>
+              <w:t xml:space="preserve">Label elements:</w:t>
+            </w:r>
+          </w:p>
+          <w:p>
+            <w:pPr>
+              <w:jc w:val="left"/>
+              <w:spacing w:line="300" w:lineRule="auto"/>
+            </w:pPr>
+            <w:r>
+              <w:rPr>
+                <w:rFonts w:ascii="Arial" w:hAnsi="Arial"/>
+                <w:sz w:val="19"/>
+              </w:rPr>
+              <w:t xml:space="preserve">Please note the following substance:</w:t>
+            </w:r>
+          </w:p>
+          <w:p>
+            <w:pPr>
+              <w:jc w:val="left"/>
+              <w:spacing w:line="300" w:lineRule="auto"/>
+            </w:pPr>
+            <w:r>
+              <w:rPr>
+                <w:rFonts w:ascii="Arial" w:hAnsi="Arial"/>
+                <w:sz w:val="19"/>
+              </w:rPr>
+              <w:t xml:space="preserve">N,N-Dimethylethanolamine, neutralizing agent, bonded as salt, mass concentration &lt; 2.0%, specific concentration limit &gt;= 5%</w:t>
+            </w:r>
+          </w:p>
+          <w:p>
+            <w:pPr>
+              <w:jc w:val="left"/>
+              <w:spacing w:line="300" w:lineRule="auto"/>
+            </w:pPr>
+            <w:r>
+              <w:rPr>
+                <w:rFonts w:ascii="Arial" w:hAnsi="Arial"/>
+                <w:sz w:val="19"/>
+              </w:rPr>
+              <w:t xml:space="preserve">GHS classification:</w:t>
+            </w:r>
+          </w:p>
+          <w:p>
+            <w:pPr>
+              <w:jc w:val="left"/>
+              <w:spacing w:line="300" w:lineRule="auto"/>
+            </w:pPr>
+            <w:r>
+              <w:rPr>
+                <w:rFonts w:ascii="Arial" w:hAnsi="Arial"/>
+                <w:sz w:val="19"/>
+              </w:rPr>
+              <w:t xml:space="preserve">Flammable liquid (Category 3), H226;</w:t>
+            </w:r>
+          </w:p>
+          <w:p>
+            <w:pPr>
+              <w:jc w:val="left"/>
+              <w:spacing w:line="300" w:lineRule="auto"/>
+            </w:pPr>
+            <w:r>
+              <w:rPr>
+                <w:rFonts w:ascii="Arial" w:hAnsi="Arial"/>
+                <w:sz w:val="19"/>
+              </w:rPr>
+              <w:t xml:space="preserve">Acute toxicity, Inhalation (Category 4), H332;</w:t>
+            </w:r>
+          </w:p>
+          <w:p>
+            <w:pPr>
+              <w:jc w:val="left"/>
+              <w:spacing w:line="300" w:lineRule="auto"/>
+            </w:pPr>
+            <w:r>
+              <w:rPr>
+                <w:rFonts w:ascii="Arial" w:hAnsi="Arial"/>
+                <w:sz w:val="19"/>
+              </w:rPr>
+              <w:t xml:space="preserve">Acute toxicity, Dermal (Category 4), H312;</w:t>
+            </w:r>
+          </w:p>
+          <w:p>
+            <w:pPr>
+              <w:jc w:val="left"/>
+              <w:spacing w:line="300" w:lineRule="auto"/>
+            </w:pPr>
+            <w:r>
+              <w:rPr>
+                <w:rFonts w:ascii="Arial" w:hAnsi="Arial"/>
+                <w:sz w:val="19"/>
+              </w:rPr>
+              <w:t xml:space="preserve">Skin corrosion (Category 1B), H314;</w:t>
+            </w:r>
+          </w:p>
+          <w:p>
+            <w:pPr>
+              <w:jc w:val="left"/>
+              <w:spacing w:line="300" w:lineRule="auto"/>
+            </w:pPr>
+            <w:r>
+              <w:rPr>
+                <w:rFonts w:ascii="Arial" w:hAnsi="Arial"/>
+                <w:sz w:val="19"/>
+              </w:rPr>
+              <w:t xml:space="preserve">Specific target organ toxicity - single exposure (Category 3), H335</w:t>
+            </w:r>
+          </w:p>
+          <w:p>
+            <w:pPr>
+              <w:jc w:val="left"/>
+              <w:spacing w:line="300" w:lineRule="auto"/>
+            </w:pPr>
+            <w:r>
+              <w:rPr>
+                <w:rFonts w:ascii="Arial" w:hAnsi="Arial"/>
+                <w:sz w:val="19"/>
+              </w:rPr>
+              <w:t xml:space="preserve">Specific target organ toxicity - single exposure (Category 3), H335</w:t>
+            </w:r>
+          </w:p>
+          <w:p>
+            <w:pPr>
+              <w:jc w:val="left"/>
+              <w:spacing w:line="300" w:lineRule="auto"/>
+            </w:pPr>
+            <w:r>
+              <w:rPr>
+                <w:rFonts w:ascii="Arial" w:hAnsi="Arial"/>
+                <w:sz w:val="19"/>
+                <w:b/>
+              </w:rPr>
+              <w:t xml:space="preserve">GHS pictograms: None</w:t>
+            </w:r>
+          </w:p>
+          <w:p>
+            <w:pPr>
+              <w:jc w:val="left"/>
+              <w:spacing w:line="300" w:lineRule="auto"/>
+            </w:pPr>
+            <w:r>
+              <w:rPr>
+                <w:rFonts w:ascii="Arial" w:hAnsi="Arial"/>
+                <w:sz w:val="19"/>
+                <w:b/>
+              </w:rPr>
+              <w:t xml:space="preserve">Signal word: Warning</w:t>
+            </w:r>
+          </w:p>
+          <w:p>
+            <w:pPr>
+              <w:jc w:val="left"/>
+              <w:spacing w:line="300" w:lineRule="auto"/>
+            </w:pPr>
+            <w:r>
+              <w:rPr>
+                <w:rFonts w:ascii="Arial" w:hAnsi="Arial"/>
+                <w:sz w:val="19"/>
+                <w:b/>
+              </w:rPr>
+              <w:t xml:space="preserve">Hazard statements: No known significant effects or critical hazards.</w:t>
+            </w:r>
+          </w:p>
+          <w:p>
+            <w:pPr>
+              <w:jc w:val="left"/>
+              <w:spacing w:line="300" w:lineRule="auto"/>
+            </w:pPr>
+            <w:r>
+              <w:rPr>
+                <w:rFonts w:ascii="Arial" w:hAnsi="Arial"/>
+                <w:sz w:val="19"/>
+                <w:b/>
+              </w:rPr>
+              <w:t xml:space="preserve">Precautionary statements:</w:t>
+            </w:r>
+          </w:p>
+          <w:p>
+            <w:pPr>
+              <w:jc w:val="left"/>
+              <w:spacing w:line="300" w:lineRule="auto"/>
+            </w:pPr>
+            <w:r>
+              <w:rPr>
+                <w:rFonts w:ascii="Arial" w:hAnsi="Arial"/>
+                <w:sz w:val="19"/>
+                <w:b/>
+              </w:rPr>
+              <w:t xml:space="preserve">Prevention:</w:t>
+            </w:r>
+          </w:p>
+          <w:p>
+            <w:pPr>
+              <w:jc w:val="left"/>
+              <w:spacing w:line="300" w:lineRule="auto"/>
+            </w:pPr>
+            <w:r>
+              <w:rPr>
+                <w:rFonts w:ascii="Arial" w:hAnsi="Arial"/>
+                <w:sz w:val="19"/>
+              </w:rPr>
+              <w:t xml:space="preserve">Wear protective gloves, eye protection and protective clothing during operation.</w:t>
+            </w:r>
+          </w:p>
+          <w:p>
+            <w:pPr>
+              <w:jc w:val="left"/>
+              <w:spacing w:line="300" w:lineRule="auto"/>
+            </w:pPr>
+            <w:r>
+              <w:rPr>
+                <w:rFonts w:ascii="Arial" w:hAnsi="Arial"/>
+                <w:sz w:val="19"/>
+              </w:rPr>
+              <w:t xml:space="preserve">Wash contact areas thoroughly after handling.</w:t>
+            </w:r>
+          </w:p>
+          <w:p>
+            <w:pPr>
+              <w:jc w:val="left"/>
+              <w:spacing w:line="300" w:lineRule="auto"/>
+            </w:pPr>
+            <w:r>
+              <w:rPr>
+                <w:rFonts w:ascii="Arial" w:hAnsi="Arial"/>
+                <w:sz w:val="19"/>
+              </w:rPr>
+              <w:t xml:space="preserve">Do not eat, drink or smoke when using this product.</w:t>
+            </w:r>
+          </w:p>
+          <w:p>
+            <w:pPr>
+              <w:jc w:val="left"/>
+              <w:spacing w:line="300" w:lineRule="auto"/>
+            </w:pPr>
+            <w:r>
+              <w:rPr>
+                <w:rFonts w:ascii="Arial" w:hAnsi="Arial"/>
+                <w:sz w:val="19"/>
+              </w:rPr>
+              <w:t xml:space="preserve">Use only outdoors or in a well-ventilated area.</w:t>
+            </w:r>
+          </w:p>
+          <w:p>
+            <w:pPr>
+              <w:jc w:val="left"/>
+              <w:spacing w:line="300" w:lineRule="auto"/>
+            </w:pPr>
+            <w:r>
+              <w:rPr>
+                <w:rFonts w:ascii="Arial" w:hAnsi="Arial"/>
+                <w:sz w:val="19"/>
+                <w:b/>
+              </w:rPr>
+              <w:t xml:space="preserve">Response:</w:t>
+            </w:r>
+          </w:p>
+          <w:p>
+            <w:pPr>
+              <w:jc w:val="left"/>
+              <w:spacing w:line="300" w:lineRule="auto"/>
+            </w:pPr>
+            <w:r>
+              <w:rPr>
+                <w:rFonts w:ascii="Arial" w:hAnsi="Arial"/>
+                <w:sz w:val="19"/>
+              </w:rPr>
+              <w:t xml:space="preserve">Inhalation: If inhaled, get medical advice/attention if you feel unwell.</w:t>
+            </w:r>
+          </w:p>
+          <w:p>
+            <w:pPr>
+              <w:jc w:val="left"/>
+              <w:spacing w:line="300" w:lineRule="auto"/>
+            </w:pPr>
+            <w:r>
+              <w:rPr>
+                <w:rFonts w:ascii="Arial" w:hAnsi="Arial"/>
+                <w:sz w:val="19"/>
+              </w:rPr>
+              <w:t xml:space="preserve">Skin and eye contact: Wash thoroughly with soap and water. If irritation persists, seek medical attention.</w:t>
+            </w:r>
+          </w:p>
+          <w:p>
+            <w:pPr>
+              <w:jc w:val="left"/>
+              <w:spacing w:line="300" w:lineRule="auto"/>
+            </w:pPr>
+            <w:r>
+              <w:rPr>
+                <w:rFonts w:ascii="Arial" w:hAnsi="Arial"/>
+                <w:sz w:val="19"/>
+              </w:rPr>
+              <w:t xml:space="preserve">Ingestion: Rinse mouth immediately. Do NOT induce vomiting. Immediately seek medical advice/attention.</w:t>
+            </w:r>
+          </w:p>
+          <w:p>
+            <w:pPr>
+              <w:jc w:val="left"/>
+              <w:spacing w:line="300" w:lineRule="auto"/>
+            </w:pPr>
+            <w:r>
+              <w:rPr>
+                <w:rFonts w:ascii="Arial" w:hAnsi="Arial"/>
+                <w:sz w:val="19"/>
+              </w:rPr>
+              <w:t xml:space="preserve">Spillage: Collect spillage.</w:t>
+            </w:r>
+          </w:p>
+          <w:p>
+            <w:pPr>
+              <w:jc w:val="left"/>
+              <w:spacing w:line="300" w:lineRule="auto"/>
+            </w:pPr>
+            <w:r>
+              <w:rPr>
+                <w:rFonts w:ascii="Arial" w:hAnsi="Arial"/>
+                <w:sz w:val="19"/>
+              </w:rPr>
+              <w:t xml:space="preserve">Fire: In case of fire, use dry powder, foam, or carbon dioxide for extinction.</w:t>
+            </w:r>
+          </w:p>
+          <w:p>
+            <w:pPr>
+              <w:jc w:val="left"/>
+              <w:spacing w:line="300" w:lineRule="auto"/>
+            </w:pPr>
+            <w:r>
+              <w:rPr>
+                <w:rFonts w:ascii="Arial" w:hAnsi="Arial"/>
+                <w:sz w:val="19"/>
+                <w:b/>
+              </w:rPr>
+              <w:t xml:space="preserve">Storage:</w:t>
+            </w:r>
+          </w:p>
+          <w:p>
+            <w:pPr>
+              <w:jc w:val="left"/>
+              <w:spacing w:line="300" w:lineRule="auto"/>
+            </w:pPr>
+            <w:r>
+              <w:rPr>
+                <w:rFonts w:ascii="Arial" w:hAnsi="Arial"/>
+                <w:sz w:val="19"/>
+              </w:rPr>
+              <w:t xml:space="preserve">Store in a cool, dry, well-ventilated place away from light. Maintain storage temperature between 5-35 deg C. Protect from freezing and keep packaging intact. Keep container tightly closed after use and consume promptly once opened.</w:t>
+            </w:r>
+          </w:p>
+          <w:p>
+            <w:pPr>
+              <w:jc w:val="left"/>
+              <w:spacing w:line="300" w:lineRule="auto"/>
+            </w:pPr>
+            <w:r>
+              <w:rPr>
+                <w:rFonts w:ascii="Arial" w:hAnsi="Arial"/>
+                <w:sz w:val="19"/>
+                <w:b/>
+              </w:rPr>
+              <w:t xml:space="preserve">Disposal:</w:t>
+            </w:r>
+          </w:p>
+          <w:p>
+            <w:pPr>
+              <w:jc w:val="left"/>
+              <w:spacing w:line="300" w:lineRule="auto"/>
+            </w:pPr>
+            <w:r>
+              <w:rPr>
+                <w:rFonts w:ascii="Arial" w:hAnsi="Arial"/>
+                <w:sz w:val="19"/>
+              </w:rPr>
+              <w:t xml:space="preserve">Empty containers must not be used to store food or other goods prior to decontamination to prevent harm to human health and the environment. Dispose of packaging in accordance with national and local environmental regulations. Any hazards and losses caused by improper disposal shall be borne by the disposer.</w:t>
+            </w:r>
+          </w:p>
+          <w:p>
+            <w:pPr>
+              <w:jc w:val="left"/>
+              <w:spacing w:line="300" w:lineRule="auto"/>
+            </w:pPr>
+            <w:r>
+              <w:rPr>
+                <w:rFonts w:ascii="Arial" w:hAnsi="Arial"/>
+                <w:sz w:val="19"/>
+                <w:b/>
+              </w:rPr>
+              <w:t xml:space="preserve">Physical and chemical hazards: May cause contamination to water bodies and soil.</w:t>
+            </w:r>
+          </w:p>
+          <w:p>
+            <w:pPr>
+              <w:jc w:val="left"/>
+              <w:spacing w:line="300" w:lineRule="auto"/>
+            </w:pPr>
+            <w:r>
+              <w:rPr>
+                <w:rFonts w:ascii="Arial" w:hAnsi="Arial"/>
+                <w:sz w:val="19"/>
+                <w:b/>
+              </w:rPr>
+              <w:t xml:space="preserve">Health hazards: None</w:t>
+            </w:r>
+          </w:p>
+          <w:p>
+            <w:pPr>
+              <w:jc w:val="left"/>
+              <w:spacing w:line="300" w:lineRule="auto"/>
+            </w:pPr>
+            <w:r>
+              <w:rPr>
+                <w:rFonts w:ascii="Arial" w:hAnsi="Arial"/>
+                <w:sz w:val="19"/>
+                <w:b/>
+              </w:rPr>
+              <w:t xml:space="preserve">Environmental hazards: Prevent entry into drains to avoid polymer deposition and blockage of waterways.</w:t>
             </w:r>
           </w:p>
         </w:tc>
@@ -9607,41 +9233,25 @@
           <w:tcPr>
             <w:tcW w:w="9781" w:type="dxa"/>
             <w:gridSpan w:val="4"/>
-            <w:tcBorders>
-              <w:top w:val="single" w:color="auto" w:sz="4" w:space="0"/>
-              <w:bottom w:val="dotted" w:color="auto" w:sz="4" w:space="0"/>
-            </w:tcBorders>
-          </w:tcPr>
-          <w:p>
-            <w:pPr>
-              <w:keepNext w:val="0"/>
-              <w:keepLines w:val="0"/>
-              <w:pageBreakBefore w:val="0"/>
-              <w:widowControl w:val="0"/>
-              <w:kinsoku/>
-              <w:wordWrap/>
-              <w:overflowPunct/>
-              <w:topLinePunct w:val="0"/>
-              <w:bidi w:val="0"/>
-              <w:adjustRightInd/>
-              <w:snapToGrid/>
-              <w:spacing w:line="300" w:lineRule="auto"/>
-              <w:textAlignment w:val="auto"/>
-              <w:rPr>
-                <w:rFonts w:hint="eastAsia" w:cs="Arial"/>
-                <w:kern w:val="0"/>
-                <w:sz w:val="24"/>
-                <w:lang w:val="en-US" w:eastAsia="zh-CN"/>
-              </w:rPr>
-              <w:jc w:val="left"/>
-            </w:pPr>
-            <w:r>
-              <w:rPr>
-                <w:rFonts w:ascii="Arial" w:hAnsi="Arial" w:eastAsia="Arial" w:cs="Arial"/>
-                <w:sz w:val="19"/>
-                <w:szCs w:val="19"/>
-              </w:rPr>
-              <w:t xml:space="preserve">No toxicological studies were available for this product.</w:t>
+            <w:vAlign w:val="center"/>
+            <w:tcBorders>
+              <w:top w:val="dotted" w:color="auto" w:sz="4" w:space="0"/>
+              <w:bottom w:val="dotted" w:color="auto" w:sz="4" w:space="0"/>
+              <w:right w:val="dotted" w:color="auto" w:sz="4" w:space="0"/>
+            </w:tcBorders>
+          </w:tcPr>
+          <w:p>
+            <w:pPr>
+              <w:spacing w:line="300" w:lineRule="auto"/>
+              <w:jc w:val="left"/>
+            </w:pPr>
+            <w:r>
+              <w:rPr>
+                <w:rFonts w:ascii="Arial" w:hAnsi="Arial" w:eastAsia="Arial" w:cs="Arial"/>
+                <w:sz w:val="19"/>
+                <w:szCs w:val="19"/>
+              </w:rPr>
+              <w:t xml:space="preserve">No toxicological studies are available for this product.</w:t>
             </w:r>
           </w:p>
         </w:tc>
@@ -9668,157 +9278,27 @@
         </w:trPr>
         <w:tc>
           <w:tcPr>
-            <w:tcW w:w="3519" w:type="dxa"/>
-            <w:vMerge w:val="restart"/>
+            <w:tcW w:w="9781" w:type="dxa"/>
+            <w:gridSpan w:val="4"/>
+            <w:vAlign w:val="center"/>
             <w:tcBorders>
               <w:top w:val="dotted" w:color="auto" w:sz="4" w:space="0"/>
               <w:bottom w:val="dotted" w:color="auto" w:sz="4" w:space="0"/>
               <w:right w:val="dotted" w:color="auto" w:sz="4" w:space="0"/>
             </w:tcBorders>
-            <w:vAlign w:val="center"/>
-          </w:tcPr>
-          <w:p>
-            <w:pPr>
-              <w:keepNext w:val="0"/>
-              <w:keepLines w:val="0"/>
-              <w:pageBreakBefore w:val="0"/>
-              <w:widowControl w:val="0"/>
-              <w:numPr>
-                <w:ilvl w:val="1"/>
-                <w:numId w:val="0"/>
-              </w:numPr>
-              <w:kinsoku/>
-              <w:wordWrap/>
-              <w:overflowPunct/>
-              <w:topLinePunct w:val="0"/>
-              <w:autoSpaceDE/>
-              <w:autoSpaceDN/>
-              <w:bidi w:val="0"/>
-              <w:adjustRightInd/>
-              <w:snapToGrid/>
-              <w:spacing w:line="300" w:lineRule="auto"/>
-              <w:jc w:val="left"/>
-              <w:textAlignment w:val="auto"/>
-              <w:rPr>
-                <w:b/>
-                <w:sz w:val="24"/>
-              </w:rPr>
-              <w:ind w:left="565" w:hanging="565"/>
-            </w:pPr>
-            <w:r>
-              <w:rPr>
-                <w:rFonts w:ascii="Arial" w:hAnsi="Arial" w:eastAsia="Arial" w:cs="Arial"/>
-                <w:b/>
-                <w:sz w:val="19"/>
-                <w:szCs w:val="19"/>
-              </w:rPr>
-              <w:t xml:space="preserve">11.1</w:t>
-              <w:tab/>
-            </w:r>
-            <w:r>
-              <w:rPr>
-                <w:rFonts w:ascii="Arial" w:hAnsi="Arial" w:eastAsia="Arial" w:cs="Arial"/>
-                <w:b/>
-                <w:sz w:val="19"/>
-                <w:szCs w:val="19"/>
-              </w:rPr>
-              <w:t xml:space="preserve">Acute toxicity:</w:t>
-            </w:r>
-          </w:p>
-        </w:tc>
-        <w:tc>
-          <w:tcPr>
-            <w:tcW w:w="1924" w:type="dxa"/>
-            <w:tcBorders>
-              <w:top w:val="dotted" w:color="auto" w:sz="4" w:space="0"/>
-              <w:left w:val="dotted" w:color="auto" w:sz="4" w:space="0"/>
-              <w:bottom w:val="dotted" w:color="auto" w:sz="4" w:space="0"/>
-              <w:right w:val="dotted" w:color="auto" w:sz="4" w:space="0"/>
-            </w:tcBorders>
-            <w:vAlign w:val="center"/>
-          </w:tcPr>
-          <w:p>
-            <w:pPr>
-              <w:keepNext w:val="0"/>
-              <w:keepLines w:val="0"/>
-              <w:pageBreakBefore w:val="0"/>
-              <w:widowControl w:val="0"/>
-              <w:kinsoku/>
-              <w:wordWrap/>
-              <w:overflowPunct/>
-              <w:topLinePunct w:val="0"/>
-              <w:autoSpaceDE/>
-              <w:autoSpaceDN/>
-              <w:bidi w:val="0"/>
-              <w:adjustRightInd/>
-              <w:snapToGrid/>
-              <w:spacing w:line="300" w:lineRule="auto"/>
-              <w:textAlignment w:val="auto"/>
-              <w:rPr>
-                <w:rFonts w:hint="default" w:ascii="宋体" w:hAnsi="宋体" w:eastAsia="宋体" w:cs="宋体"/>
-                <w:b/>
-                <w:bCs/>
-                <w:sz w:val="24"/>
-                <w:szCs w:val="24"/>
-                <w:lang w:val="en-US" w:eastAsia="zh-CN"/>
-              </w:rPr>
-              <w:jc w:val="left"/>
-            </w:pPr>
-            <w:r>
-              <w:rPr>
-                <w:rFonts w:ascii="Arial" w:hAnsi="Arial" w:eastAsia="Arial" w:cs="Arial"/>
-                <w:sz w:val="19"/>
-                <w:szCs w:val="19"/>
-              </w:rPr>
-              <w:t>Oral:</w:t>
-            </w:r>
-          </w:p>
-        </w:tc>
-        <w:tc>
-          <w:tcPr>
-            <w:tcW w:w="4338" w:type="dxa"/>
-            <w:gridSpan w:val="2"/>
-            <w:tcBorders>
-              <w:top w:val="dotted" w:color="auto" w:sz="4" w:space="0"/>
-              <w:left w:val="dotted" w:color="auto" w:sz="4" w:space="0"/>
-              <w:bottom w:val="dotted" w:color="auto" w:sz="4" w:space="0"/>
-            </w:tcBorders>
-            <w:vAlign w:val="center"/>
-          </w:tcPr>
-          <w:p>
-            <w:pPr>
-              <w:keepNext w:val="0"/>
-              <w:keepLines w:val="0"/>
-              <w:pageBreakBefore w:val="0"/>
-              <w:widowControl w:val="0"/>
-              <w:kinsoku/>
-              <w:wordWrap/>
-              <w:overflowPunct/>
-              <w:topLinePunct w:val="0"/>
-              <w:autoSpaceDE/>
-              <w:autoSpaceDN/>
-              <w:bidi w:val="0"/>
-              <w:adjustRightInd/>
-              <w:snapToGrid/>
-              <w:spacing w:line="300" w:lineRule="auto"/>
-              <w:textAlignment w:val="auto"/>
-              <w:rPr>
-                <w:rFonts w:hint="eastAsia"/>
-                <w:sz w:val="24"/>
-                <w:szCs w:val="24"/>
-                <w:lang w:val="en-US" w:eastAsia="zh-CN"/>
-              </w:rPr>
-              <w:jc w:val="left"/>
-            </w:pPr>
-            <w:r>
-              <w:rPr>
-                <w:bCs w:val="0"/>
-                <w:lang w:val="en-US" w:eastAsia="zh-CN"/>
-                <w:rFonts w:ascii="Arial" w:hAnsi="Arial" w:eastAsia="Arial" w:cs="Arial"/>
-                <w:sz w:val="19"/>
-                <w:szCs w:val="19"/>
-              </w:rPr>
-              <w:t>(Rat) LD50: &gt; 2000 mg/kg</w:t>
+          </w:tcPr>
+          <w:p>
+            <w:pPr>
+              <w:spacing w:line="300" w:lineRule="auto"/>
+              <w:jc w:val="left"/>
+            </w:pPr>
+            <w:r>
+              <w:rPr>
+                <w:rFonts w:ascii="Arial" w:hAnsi="Arial" w:eastAsia="Arial" w:cs="Arial"/>
+                <w:sz w:val="19"/>
+                <w:szCs w:val="19"/>
+              </w:rPr>
+              <w:t xml:space="preserve">The following are toxicological data for the components:</w:t>
             </w:r>
           </w:p>
         </w:tc>
@@ -9845,271 +9325,29 @@
         </w:trPr>
         <w:tc>
           <w:tcPr>
-            <w:tcW w:w="3519" w:type="dxa"/>
-            <w:vMerge w:val="continue"/>
+            <w:tcW w:w="9781" w:type="dxa"/>
+            <w:gridSpan w:val="4"/>
+            <w:vAlign w:val="center"/>
             <w:tcBorders>
               <w:top w:val="dotted" w:color="auto" w:sz="4" w:space="0"/>
               <w:bottom w:val="dotted" w:color="auto" w:sz="4" w:space="0"/>
               <w:right w:val="dotted" w:color="auto" w:sz="4" w:space="0"/>
             </w:tcBorders>
-            <w:vAlign w:val="center"/>
-          </w:tcPr>
-          <w:p>
-            <w:pPr>
-              <w:keepNext w:val="0"/>
-              <w:keepLines w:val="0"/>
-              <w:pageBreakBefore w:val="0"/>
-              <w:widowControl w:val="0"/>
-              <w:numPr>
-                <w:ilvl w:val="1"/>
-                <w:numId w:val="0"/>
-              </w:numPr>
-              <w:kinsoku/>
-              <w:wordWrap/>
-              <w:overflowPunct/>
-              <w:topLinePunct w:val="0"/>
-              <w:autoSpaceDE/>
-              <w:autoSpaceDN/>
-              <w:bidi w:val="0"/>
-              <w:adjustRightInd/>
-              <w:snapToGrid/>
-              <w:spacing w:line="300" w:lineRule="auto"/>
-              <w:jc w:val="left"/>
-              <w:textAlignment w:val="auto"/>
-              <w:rPr>
-                <w:rFonts w:hint="default" w:ascii="Times New Roman" w:hAnsi="Times New Roman" w:eastAsia="宋体" w:cs="Times New Roman"/>
-                <w:b/>
-                <w:kern w:val="2"/>
-                <w:sz w:val="21"/>
-                <w:szCs w:val="21"/>
-                <w:lang w:val="en-US" w:eastAsia="zh-CN" w:bidi="ar-SA"/>
-              </w:rPr>
-            </w:pPr>
-          </w:p>
-        </w:tc>
-        <w:tc>
-          <w:tcPr>
-            <w:tcW w:w="1924" w:type="dxa"/>
-            <w:tcBorders>
-              <w:top w:val="dotted" w:color="auto" w:sz="4" w:space="0"/>
-              <w:left w:val="dotted" w:color="auto" w:sz="4" w:space="0"/>
-              <w:bottom w:val="dotted" w:color="auto" w:sz="4" w:space="0"/>
-              <w:right w:val="dotted" w:color="auto" w:sz="4" w:space="0"/>
-            </w:tcBorders>
-            <w:vAlign w:val="center"/>
-          </w:tcPr>
-          <w:p>
-            <w:pPr>
-              <w:keepNext w:val="0"/>
-              <w:keepLines w:val="0"/>
-              <w:pageBreakBefore w:val="0"/>
-              <w:widowControl w:val="0"/>
-              <w:kinsoku/>
-              <w:wordWrap/>
-              <w:overflowPunct/>
-              <w:topLinePunct w:val="0"/>
-              <w:autoSpaceDE/>
-              <w:autoSpaceDN/>
-              <w:bidi w:val="0"/>
-              <w:adjustRightInd/>
-              <w:snapToGrid/>
-              <w:spacing w:line="300" w:lineRule="auto"/>
-              <w:textAlignment w:val="auto"/>
-              <w:rPr>
-                <w:rFonts w:hint="eastAsia"/>
-                <w:b/>
-                <w:bCs/>
-                <w:sz w:val="24"/>
-                <w:lang w:val="en-US" w:eastAsia="zh-CN"/>
-              </w:rPr>
-              <w:jc w:val="left"/>
-            </w:pPr>
-            <w:r>
-              <w:rPr>
-                <w:rFonts w:ascii="Arial" w:hAnsi="Arial" w:eastAsia="Arial" w:cs="Arial"/>
-                <w:b/>
-                <w:sz w:val="19"/>
-                <w:szCs w:val="19"/>
-              </w:rPr>
-              <w:t xml:space="preserve">Inhalation:</w:t>
-            </w:r>
-          </w:p>
-        </w:tc>
-        <w:tc>
-          <w:tcPr>
-            <w:tcW w:w="4338" w:type="dxa"/>
-            <w:gridSpan w:val="2"/>
-            <w:tcBorders>
-              <w:top w:val="dotted" w:color="auto" w:sz="4" w:space="0"/>
-              <w:left w:val="dotted" w:color="auto" w:sz="4" w:space="0"/>
-              <w:bottom w:val="dotted" w:color="auto" w:sz="4" w:space="0"/>
-            </w:tcBorders>
-            <w:vAlign w:val="center"/>
-          </w:tcPr>
-          <w:p>
-            <w:pPr>
-              <w:keepNext w:val="0"/>
-              <w:keepLines w:val="0"/>
-              <w:pageBreakBefore w:val="0"/>
-              <w:widowControl w:val="0"/>
-              <w:kinsoku/>
-              <w:wordWrap/>
-              <w:overflowPunct/>
-              <w:topLinePunct w:val="0"/>
-              <w:autoSpaceDE/>
-              <w:autoSpaceDN/>
-              <w:bidi w:val="0"/>
-              <w:adjustRightInd/>
-              <w:snapToGrid/>
-              <w:spacing w:line="300" w:lineRule="auto"/>
-              <w:textAlignment w:val="auto"/>
-              <w:rPr>
-                <w:rFonts w:hint="eastAsia"/>
-                <w:sz w:val="24"/>
-                <w:szCs w:val="24"/>
-                <w:lang w:val="en-US" w:eastAsia="zh-CN"/>
-              </w:rPr>
-              <w:jc w:val="left"/>
-            </w:pPr>
-            <w:r>
-              <w:rPr>
-                <w:bCs w:val="0"/>
-                <w:lang w:val="en-US" w:eastAsia="zh-CN"/>
-                <w:rFonts w:ascii="Arial" w:hAnsi="Arial" w:eastAsia="Arial" w:cs="Arial"/>
-                <w:sz w:val="19"/>
-                <w:szCs w:val="19"/>
-              </w:rPr>
-              <w:t>(Rat) LD50: &gt; 2000 mg/kg</w:t>
-            </w:r>
-          </w:p>
-        </w:tc>
-      </w:tr>
-      <w:tr>
-        <w:tblPrEx>
-          <w:tblBorders>
-            <w:top w:val="single" w:color="auto" w:sz="4" w:space="0"/>
-            <w:left w:val="single" w:color="auto" w:sz="4" w:space="0"/>
-            <w:bottom w:val="single" w:color="auto" w:sz="4" w:space="0"/>
-            <w:right w:val="single" w:color="auto" w:sz="4" w:space="0"/>
-            <w:insideH w:val="none" w:color="auto" w:sz="0" w:space="0"/>
-            <w:insideV w:val="none" w:color="auto" w:sz="0" w:space="0"/>
-          </w:tblBorders>
-          <w:tblCellMar>
-            <w:top w:w="0" w:type="dxa"/>
-            <w:left w:w="108" w:type="dxa"/>
-            <w:bottom w:w="0" w:type="dxa"/>
-            <w:right w:w="108" w:type="dxa"/>
-          </w:tblCellMar>
-        </w:tblPrEx>
-        <w:trPr>
-          <w:trHeight w:val="285" w:hRule="atLeast"/>
-        </w:trPr>
-        <w:tc>
-          <w:tcPr>
-            <w:tcW w:w="3519" w:type="dxa"/>
-            <w:tcBorders>
-              <w:top w:val="dotted" w:color="auto" w:sz="4" w:space="0"/>
-              <w:bottom w:val="dotted" w:color="auto" w:sz="4" w:space="0"/>
-              <w:right w:val="dotted" w:color="auto" w:sz="4" w:space="0"/>
-            </w:tcBorders>
-            <w:vAlign w:val="center"/>
-          </w:tcPr>
-          <w:p>
-            <w:pPr>
-              <w:keepNext w:val="0"/>
-              <w:keepLines w:val="0"/>
-              <w:pageBreakBefore w:val="0"/>
-              <w:widowControl w:val="0"/>
-              <w:numPr>
-                <w:ilvl w:val="1"/>
-                <w:numId w:val="0"/>
-              </w:numPr>
-              <w:kinsoku/>
-              <w:wordWrap/>
-              <w:overflowPunct/>
-              <w:topLinePunct w:val="0"/>
-              <w:autoSpaceDE/>
-              <w:autoSpaceDN/>
-              <w:bidi w:val="0"/>
-              <w:adjustRightInd/>
-              <w:snapToGrid/>
-              <w:spacing w:line="300" w:lineRule="auto"/>
-              <w:jc w:val="left"/>
-              <w:textAlignment w:val="auto"/>
-              <w:rPr>
-                <w:rFonts w:hint="eastAsia" w:hAnsi="Arial"/>
-                <w:b/>
-                <w:sz w:val="24"/>
-                <w:lang w:val="en-US" w:eastAsia="zh-CN"/>
-              </w:rPr>
-              <w:ind w:left="565" w:hanging="565"/>
-            </w:pPr>
-            <w:r>
-              <w:rPr>
-                <w:rFonts w:ascii="Arial" w:hAnsi="Arial" w:eastAsia="Arial" w:cs="Arial"/>
-                <w:b/>
-                <w:sz w:val="19"/>
-                <w:szCs w:val="19"/>
-              </w:rPr>
-              <w:t xml:space="preserve">11.2</w:t>
-              <w:tab/>
-            </w:r>
-            <w:r>
-              <w:rPr>
-                <w:rFonts w:ascii="Arial" w:hAnsi="Arial" w:eastAsia="Arial" w:cs="Arial"/>
-                <w:b/>
-                <w:sz w:val="19"/>
-                <w:szCs w:val="19"/>
-              </w:rPr>
-              <w:t xml:space="preserve">Specific target orga ntoxicity (single/repeate dexposure):</w:t>
-            </w:r>
-          </w:p>
-        </w:tc>
-        <w:tc>
-          <w:tcPr>
-            <w:tcW w:w="6262" w:type="dxa"/>
-            <w:gridSpan w:val="3"/>
-            <w:tcBorders>
-              <w:top w:val="dotted" w:color="auto" w:sz="4" w:space="0"/>
-              <w:left w:val="dotted" w:color="auto" w:sz="4" w:space="0"/>
-              <w:bottom w:val="dotted" w:color="auto" w:sz="4" w:space="0"/>
-            </w:tcBorders>
-            <w:vAlign w:val="center"/>
-          </w:tcPr>
-          <w:p>
-            <w:pPr>
-              <w:keepNext w:val="0"/>
-              <w:keepLines w:val="0"/>
-              <w:pageBreakBefore w:val="0"/>
-              <w:widowControl w:val="0"/>
-              <w:kinsoku/>
-              <w:wordWrap/>
-              <w:overflowPunct/>
-              <w:topLinePunct w:val="0"/>
-              <w:autoSpaceDE/>
-              <w:autoSpaceDN/>
-              <w:bidi w:val="0"/>
-              <w:adjustRightInd/>
-              <w:snapToGrid/>
-              <w:spacing w:line="300" w:lineRule="auto"/>
-              <w:textAlignment w:val="auto"/>
-              <w:rPr>
-                <w:rFonts w:hint="default"/>
-                <w:sz w:val="24"/>
-                <w:szCs w:val="24"/>
-                <w:lang w:val="en-US" w:eastAsia="zh-CN"/>
-              </w:rPr>
-              <w:jc w:val="left"/>
-            </w:pPr>
-            <w:r>
-              <w:rPr>
-                <w:bCs w:val="0"/>
-                <w:lang w:val="en-US" w:eastAsia="zh-CN"/>
-                <w:rFonts w:ascii="Arial" w:hAnsi="Arial" w:eastAsia="Arial" w:cs="Arial"/>
-                <w:sz w:val="19"/>
-                <w:szCs w:val="19"/>
-              </w:rPr>
-              <w:t>No data available.</w:t>
+          </w:tcPr>
+          <w:p>
+            <w:pPr>
+              <w:jc w:val="left"/>
+              <w:spacing w:line="300" w:lineRule="auto"/>
+              <w:ind w:left="565"/>
+            </w:pPr>
+            <w:r>
+              <w:rPr>
+                <w:rFonts w:ascii="Arial" w:hAnsi="Arial" w:eastAsia="Arial" w:cs="Arial"/>
+                <w:b/>
+                <w:sz w:val="19"/>
+                <w:szCs w:val="19"/>
+              </w:rPr>
+              <w:t xml:space="preserve">Hydroxy polyacrylate dispersion: Toxicity: No data available; Irritation: No data available Propylene glycol butyl ether: Toxicity: Dermal (Rat) LD50: &gt; 2000 mg/kg Inhalation (Rat) LD50: &gt; 1997.718 mg/l/8hE Oral (Rat) LD50: &gt; 2000 mg/kg Irritation: No data available 2-(2-Butoxyethoxy)ethanol: Toxicity: Dermal (Rat) LD50: &gt; 2000 mg/kg Oral (Rat) LD50: = 4500 mg/kg Irritation: No data available:</w:t>
             </w:r>
           </w:p>
         </w:tc>
@@ -10200,70 +9438,6 @@
                 <w:szCs w:val="22"/>
               </w:rPr>
               <w:t xml:space="preserve">12.Ecological information</w:t>
-            </w:r>
-          </w:p>
-        </w:tc>
-      </w:tr>
-      <w:tr>
-        <w:tblPrEx>
-          <w:tblBorders>
-            <w:top w:val="single" w:color="auto" w:sz="4" w:space="0"/>
-            <w:left w:val="single" w:color="auto" w:sz="4" w:space="0"/>
-            <w:bottom w:val="single" w:color="auto" w:sz="4" w:space="0"/>
-            <w:right w:val="single" w:color="auto" w:sz="4" w:space="0"/>
-            <w:insideH w:val="none" w:color="auto" w:sz="0" w:space="0"/>
-            <w:insideV w:val="none" w:color="auto" w:sz="0" w:space="0"/>
-          </w:tblBorders>
-          <w:tblCellMar>
-            <w:top w:w="0" w:type="dxa"/>
-            <w:left w:w="108" w:type="dxa"/>
-            <w:bottom w:w="0" w:type="dxa"/>
-            <w:right w:w="108" w:type="dxa"/>
-          </w:tblCellMar>
-        </w:tblPrEx>
-        <w:tc>
-          <w:tcPr>
-            <w:tcW w:w="9781" w:type="dxa"/>
-            <w:gridSpan w:val="2"/>
-            <w:tcBorders>
-              <w:top w:val="single" w:color="auto" w:sz="4" w:space="0"/>
-              <w:bottom w:val="dotted" w:color="auto" w:sz="4" w:space="0"/>
-            </w:tcBorders>
-            <w:shd w:val="clear" w:color="auto" w:fill="auto"/>
-            <w:vAlign w:val="center"/>
-          </w:tcPr>
-          <w:p>
-            <w:pPr>
-              <w:keepNext w:val="0"/>
-              <w:keepLines w:val="0"/>
-              <w:pageBreakBefore w:val="0"/>
-              <w:widowControl w:val="0"/>
-              <w:kinsoku/>
-              <w:wordWrap/>
-              <w:overflowPunct/>
-              <w:topLinePunct w:val="0"/>
-              <w:autoSpaceDE/>
-              <w:autoSpaceDN/>
-              <w:bidi w:val="0"/>
-              <w:adjustRightInd/>
-              <w:snapToGrid/>
-              <w:spacing w:line="300" w:lineRule="auto"/>
-              <w:textAlignment w:val="auto"/>
-              <w:rPr>
-                <w:rFonts w:hint="eastAsia"/>
-                <w:sz w:val="24"/>
-                <w:szCs w:val="24"/>
-                <w:lang w:val="en-US" w:eastAsia="zh-CN"/>
-              </w:rPr>
-              <w:jc w:val="left"/>
-            </w:pPr>
-            <w:r>
-              <w:rPr>
-                <w:rFonts w:ascii="Arial" w:hAnsi="Arial" w:eastAsia="Arial" w:cs="Arial"/>
-                <w:sz w:val="19"/>
-                <w:szCs w:val="19"/>
-              </w:rPr>
-              <w:t xml:space="preserve">No ecotoxicological studies are available for this product.</w:t>
             </w:r>
           </w:p>
         </w:tc>
